--- a/doc_templates/template_Offer_Letter_v3.docx
+++ b/doc_templates/template_Offer_Letter_v3.docx
@@ -222,131 +222,174 @@
         <w:t>Your headline terms are:</w:t>
       </w:r>
     </w:p>
-    <w:p>
-      <w:pPr>
-        <w:pStyle w:val="ListBullet"/>
-        <w:spacing w:after="40"/>
-      </w:pPr>
-      <w:r>
-        <w:rPr>
-          <w:rFonts w:ascii="Calibri" w:hAnsi="Calibri"/>
-          <w:b/>
-          <w:sz w:val="22"/>
-        </w:rPr>
-        <w:t xml:space="preserve">Role: </w:t>
-      </w:r>
-      <w:r>
-        <w:rPr>
-          <w:rFonts w:ascii="Calibri" w:hAnsi="Calibri"/>
-          <w:color w:val="C00000"/>
-          <w:sz w:val="22"/>
-        </w:rPr>
-        <w:t>&lt;&lt;FT or PT&gt;&gt;</w:t>
-      </w:r>
-      <w:r>
-        <w:rPr>
-          <w:rFonts w:ascii="Calibri" w:hAnsi="Calibri"/>
-          <w:sz w:val="22"/>
-        </w:rPr>
-        <w:t xml:space="preserve"> </w:t>
-      </w:r>
-      <w:r>
-        <w:rPr>
-          <w:rFonts w:ascii="Calibri" w:hAnsi="Calibri"/>
-          <w:color w:val="C00000"/>
-          <w:sz w:val="22"/>
-        </w:rPr>
-        <w:t>&lt;&lt;Position&gt;&gt;</w:t>
-      </w:r>
-    </w:p>
-    <w:p>
-      <w:pPr>
-        <w:pStyle w:val="ListBullet"/>
-        <w:spacing w:after="40"/>
-      </w:pPr>
-      <w:r>
-        <w:rPr>
-          <w:rFonts w:ascii="Calibri" w:hAnsi="Calibri"/>
-          <w:b/>
-          <w:sz w:val="22"/>
-        </w:rPr>
-        <w:t xml:space="preserve">Reporting to: </w:t>
-      </w:r>
-      <w:r>
-        <w:rPr>
-          <w:rFonts w:ascii="Calibri" w:hAnsi="Calibri"/>
-          <w:color w:val="C00000"/>
-          <w:sz w:val="22"/>
-        </w:rPr>
-        <w:t>&lt;&lt;reporting to&gt;&gt;</w:t>
-      </w:r>
-    </w:p>
-    <w:p>
-      <w:pPr>
-        <w:pStyle w:val="ListBullet"/>
-        <w:spacing w:after="40"/>
-      </w:pPr>
-      <w:r>
-        <w:rPr>
-          <w:rFonts w:ascii="Calibri" w:hAnsi="Calibri"/>
-          <w:b/>
-          <w:sz w:val="22"/>
-        </w:rPr>
-        <w:t xml:space="preserve">Pay: </w:t>
-      </w:r>
-      <w:r>
-        <w:rPr>
-          <w:rFonts w:ascii="Calibri" w:hAnsi="Calibri"/>
-          <w:color w:val="C00000"/>
-          <w:sz w:val="22"/>
-        </w:rPr>
-        <w:t>&lt;&lt;wages&gt;&gt;</w:t>
-      </w:r>
-    </w:p>
-    <w:p>
-      <w:pPr>
-        <w:pStyle w:val="ListBullet"/>
-        <w:spacing w:after="40"/>
-      </w:pPr>
-      <w:r>
-        <w:rPr>
-          <w:rFonts w:ascii="Calibri" w:hAnsi="Calibri"/>
-          <w:b/>
-          <w:sz w:val="22"/>
-        </w:rPr>
-        <w:t xml:space="preserve">Start date: </w:t>
-      </w:r>
-      <w:r>
-        <w:rPr>
-          <w:rFonts w:ascii="Calibri" w:hAnsi="Calibri"/>
-          <w:color w:val="C00000"/>
-          <w:sz w:val="22"/>
-        </w:rPr>
-        <w:t>&lt;&lt;date of joining&gt;&gt;</w:t>
-      </w:r>
-    </w:p>
-    <w:p>
-      <w:pPr>
-        <w:pStyle w:val="ListBullet"/>
-        <w:spacing w:after="40"/>
-      </w:pPr>
-      <w:r>
-        <w:rPr>
-          <w:rFonts w:ascii="Calibri" w:hAnsi="Calibri"/>
-          <w:b/>
-          <w:sz w:val="22"/>
-        </w:rPr>
-        <w:t xml:space="preserve">Hours: </w:t>
-      </w:r>
-      <w:r>
-        <w:rPr>
-          <w:rFonts w:ascii="Calibri" w:hAnsi="Calibri"/>
-          <w:color w:val="C00000"/>
-          <w:sz w:val="22"/>
-        </w:rPr>
-        <w:t>&lt;&lt;contracted hours&gt;&gt;</w:t>
-      </w:r>
-    </w:p>
+    <w:tbl>
+      <w:tblPr>
+        <w:tblW w:type="auto" w:w="0"/>
+        <w:tblLayout w:type="fixed"/>
+        <w:tblLook w:firstColumn="1" w:firstRow="1" w:lastColumn="0" w:lastRow="0" w:noHBand="0" w:noVBand="1" w:val="04A0"/>
+      </w:tblPr>
+      <w:tblGrid>
+        <w:gridCol w:w="4824"/>
+        <w:gridCol w:w="4824"/>
+      </w:tblGrid>
+      <w:tr>
+        <w:tc>
+          <w:tcPr>
+            <w:tcW w:type="dxa" w:w="4824"/>
+          </w:tcPr>
+          <w:p>
+            <w:pPr>
+              <w:spacing w:after="60"/>
+            </w:pPr>
+            <w:r>
+              <w:rPr>
+                <w:rFonts w:ascii="Calibri" w:hAnsi="Calibri"/>
+                <w:b/>
+                <w:sz w:val="22"/>
+              </w:rPr>
+              <w:t xml:space="preserve">Role: </w:t>
+            </w:r>
+            <w:r>
+              <w:rPr>
+                <w:rFonts w:ascii="Calibri" w:hAnsi="Calibri"/>
+                <w:color w:val="C00000"/>
+                <w:sz w:val="22"/>
+              </w:rPr>
+              <w:t>&lt;&lt;FT or PT&gt;&gt;</w:t>
+            </w:r>
+            <w:r>
+              <w:rPr>
+                <w:rFonts w:ascii="Calibri" w:hAnsi="Calibri"/>
+                <w:sz w:val="22"/>
+              </w:rPr>
+              <w:t xml:space="preserve"> </w:t>
+            </w:r>
+            <w:r>
+              <w:rPr>
+                <w:rFonts w:ascii="Calibri" w:hAnsi="Calibri"/>
+                <w:color w:val="C00000"/>
+                <w:sz w:val="22"/>
+              </w:rPr>
+              <w:t>&lt;&lt;Position&gt;&gt;</w:t>
+            </w:r>
+          </w:p>
+        </w:tc>
+        <w:tc>
+          <w:tcPr>
+            <w:tcW w:type="dxa" w:w="4824"/>
+          </w:tcPr>
+          <w:p>
+            <w:pPr>
+              <w:spacing w:after="60"/>
+            </w:pPr>
+            <w:r>
+              <w:rPr>
+                <w:rFonts w:ascii="Calibri" w:hAnsi="Calibri"/>
+                <w:b/>
+                <w:sz w:val="22"/>
+              </w:rPr>
+              <w:t xml:space="preserve">Pay: </w:t>
+            </w:r>
+            <w:r>
+              <w:rPr>
+                <w:rFonts w:ascii="Calibri" w:hAnsi="Calibri"/>
+                <w:color w:val="C00000"/>
+                <w:sz w:val="22"/>
+              </w:rPr>
+              <w:t>&lt;&lt;wages&gt;&gt;</w:t>
+            </w:r>
+          </w:p>
+        </w:tc>
+      </w:tr>
+      <w:tr>
+        <w:tc>
+          <w:tcPr>
+            <w:tcW w:type="dxa" w:w="4824"/>
+          </w:tcPr>
+          <w:p>
+            <w:pPr>
+              <w:spacing w:after="60"/>
+            </w:pPr>
+            <w:r>
+              <w:rPr>
+                <w:rFonts w:ascii="Calibri" w:hAnsi="Calibri"/>
+                <w:b/>
+                <w:sz w:val="22"/>
+              </w:rPr>
+              <w:t xml:space="preserve">Reporting to: </w:t>
+            </w:r>
+            <w:r>
+              <w:rPr>
+                <w:rFonts w:ascii="Calibri" w:hAnsi="Calibri"/>
+                <w:color w:val="C00000"/>
+                <w:sz w:val="22"/>
+              </w:rPr>
+              <w:t>&lt;&lt;reporting to&gt;&gt;</w:t>
+            </w:r>
+          </w:p>
+        </w:tc>
+        <w:tc>
+          <w:tcPr>
+            <w:tcW w:type="dxa" w:w="4824"/>
+          </w:tcPr>
+          <w:p>
+            <w:pPr>
+              <w:spacing w:after="60"/>
+            </w:pPr>
+            <w:r>
+              <w:rPr>
+                <w:rFonts w:ascii="Calibri" w:hAnsi="Calibri"/>
+                <w:b/>
+                <w:sz w:val="22"/>
+              </w:rPr>
+              <w:t xml:space="preserve">Hours: </w:t>
+            </w:r>
+            <w:r>
+              <w:rPr>
+                <w:rFonts w:ascii="Calibri" w:hAnsi="Calibri"/>
+                <w:color w:val="C00000"/>
+                <w:sz w:val="22"/>
+              </w:rPr>
+              <w:t>&lt;&lt;contracted hours&gt;&gt;</w:t>
+            </w:r>
+          </w:p>
+        </w:tc>
+      </w:tr>
+      <w:tr>
+        <w:tc>
+          <w:tcPr>
+            <w:tcW w:type="dxa" w:w="4824"/>
+          </w:tcPr>
+          <w:p>
+            <w:pPr>
+              <w:spacing w:after="60"/>
+            </w:pPr>
+            <w:r>
+              <w:rPr>
+                <w:rFonts w:ascii="Calibri" w:hAnsi="Calibri"/>
+                <w:b/>
+                <w:sz w:val="22"/>
+              </w:rPr>
+              <w:t xml:space="preserve">Start date: </w:t>
+            </w:r>
+            <w:r>
+              <w:rPr>
+                <w:rFonts w:ascii="Calibri" w:hAnsi="Calibri"/>
+                <w:color w:val="C00000"/>
+                <w:sz w:val="22"/>
+              </w:rPr>
+              <w:t>&lt;&lt;date of joining&gt;&gt;</w:t>
+            </w:r>
+          </w:p>
+        </w:tc>
+        <w:tc>
+          <w:tcPr>
+            <w:tcW w:type="dxa" w:w="4824"/>
+          </w:tcPr>
+          <w:p/>
+        </w:tc>
+      </w:tr>
+    </w:tbl>
     <w:p>
       <w:pPr>
         <w:spacing w:after="80"/>
@@ -501,7 +544,7 @@
     </w:p>
     <w:sectPr>
       <w:pgSz w:w="12240" w:h="15840"/>
-      <w:pgMar w:top="1440" w:right="1800" w:bottom="1440" w:left="1800" w:header="720" w:footer="720" w:gutter="0"/>
+      <w:pgMar w:top="1008" w:right="1296" w:bottom="864" w:left="1296" w:header="720" w:footer="720" w:gutter="0"/>
       <w:cols w:space="720"/>
       <w:docGrid w:linePitch="360"/>
     </w:sectPr>

--- a/doc_templates/template_Offer_Letter_v3.docx
+++ b/doc_templates/template_Offer_Letter_v3.docx
@@ -2,6 +2,35 @@
 <file path=word/document.xml><?xml version="1.0" encoding="utf-8"?>
 <w:document xmlns:wpc="http://schemas.microsoft.com/office/word/2010/wordprocessingCanvas" xmlns:mo="http://schemas.microsoft.com/office/mac/office/2008/main" xmlns:mc="http://schemas.openxmlformats.org/markup-compatibility/2006" xmlns:mv="urn:schemas-microsoft-com:mac:vml" xmlns:o="urn:schemas-microsoft-com:office:office" xmlns:r="http://schemas.openxmlformats.org/officeDocument/2006/relationships" xmlns:m="http://schemas.openxmlformats.org/officeDocument/2006/math" xmlns:v="urn:schemas-microsoft-com:vml" xmlns:wp14="http://schemas.microsoft.com/office/word/2010/wordprocessingDrawing" xmlns:wp="http://schemas.openxmlformats.org/drawingml/2006/wordprocessingDrawing" xmlns:w10="urn:schemas-microsoft-com:office:word" xmlns:w="http://schemas.openxmlformats.org/wordprocessingml/2006/main" xmlns:w14="http://schemas.microsoft.com/office/word/2010/wordml" xmlns:wpg="http://schemas.microsoft.com/office/word/2010/wordprocessingGroup" xmlns:wpi="http://schemas.microsoft.com/office/word/2010/wordprocessingInk" xmlns:wne="http://schemas.microsoft.com/office/word/2006/wordml" xmlns:wps="http://schemas.microsoft.com/office/word/2010/wordprocessingShape" mc:Ignorable="w14 wp14">
   <w:body>
+    <w:p>
+      <w:pPr>
+        <w:spacing w:after="40" w:before="0"/>
+        <w:jc w:val="center"/>
+      </w:pPr>
+      <w:r>
+        <w:rPr>
+          <w:b/>
+          <w:sz w:val="28"/>
+        </w:rPr>
+        <w:t>&lt;&lt;company trading name&gt;&gt;</w:t>
+      </w:r>
+    </w:p>
+    <w:p>
+      <w:pPr>
+        <w:spacing w:after="40" w:before="0"/>
+        <w:jc w:val="center"/>
+        <w:pBdr>
+          <w:bottom w:val="single" w:sz="6" w:space="6" w:color="BBBBBB"/>
+        </w:pBdr>
+      </w:pPr>
+      <w:r>
+        <w:rPr>
+          <w:b w:val="0"/>
+          <w:sz w:val="18"/>
+        </w:rPr>
+        <w:t>&lt;&lt;company legal name&gt;&gt; – &lt;&lt;store address&gt;&gt;</w:t>
+      </w:r>
+    </w:p>
     <w:p>
       <w:pPr>
         <w:spacing w:after="160"/>

--- a/doc_templates/template_Offer_Letter_v3.docx
+++ b/doc_templates/template_Offer_Letter_v3.docx
@@ -2,35 +2,6 @@
 <file path=word/document.xml><?xml version="1.0" encoding="utf-8"?>
 <w:document xmlns:wpc="http://schemas.microsoft.com/office/word/2010/wordprocessingCanvas" xmlns:mo="http://schemas.microsoft.com/office/mac/office/2008/main" xmlns:mc="http://schemas.openxmlformats.org/markup-compatibility/2006" xmlns:mv="urn:schemas-microsoft-com:mac:vml" xmlns:o="urn:schemas-microsoft-com:office:office" xmlns:r="http://schemas.openxmlformats.org/officeDocument/2006/relationships" xmlns:m="http://schemas.openxmlformats.org/officeDocument/2006/math" xmlns:v="urn:schemas-microsoft-com:vml" xmlns:wp14="http://schemas.microsoft.com/office/word/2010/wordprocessingDrawing" xmlns:wp="http://schemas.openxmlformats.org/drawingml/2006/wordprocessingDrawing" xmlns:w10="urn:schemas-microsoft-com:office:word" xmlns:w="http://schemas.openxmlformats.org/wordprocessingml/2006/main" xmlns:w14="http://schemas.microsoft.com/office/word/2010/wordml" xmlns:wpg="http://schemas.microsoft.com/office/word/2010/wordprocessingGroup" xmlns:wpi="http://schemas.microsoft.com/office/word/2010/wordprocessingInk" xmlns:wne="http://schemas.microsoft.com/office/word/2006/wordml" xmlns:wps="http://schemas.microsoft.com/office/word/2010/wordprocessingShape" mc:Ignorable="w14 wp14">
   <w:body>
-    <w:p>
-      <w:pPr>
-        <w:spacing w:after="40" w:before="0"/>
-        <w:jc w:val="center"/>
-      </w:pPr>
-      <w:r>
-        <w:rPr>
-          <w:b/>
-          <w:sz w:val="28"/>
-        </w:rPr>
-        <w:t>&lt;&lt;company trading name&gt;&gt;</w:t>
-      </w:r>
-    </w:p>
-    <w:p>
-      <w:pPr>
-        <w:spacing w:after="40" w:before="0"/>
-        <w:jc w:val="center"/>
-        <w:pBdr>
-          <w:bottom w:val="single" w:sz="6" w:space="6" w:color="BBBBBB"/>
-        </w:pBdr>
-      </w:pPr>
-      <w:r>
-        <w:rPr>
-          <w:b w:val="0"/>
-          <w:sz w:val="18"/>
-        </w:rPr>
-        <w:t>&lt;&lt;company legal name&gt;&gt; – &lt;&lt;store address&gt;&gt;</w:t>
-      </w:r>
-    </w:p>
     <w:p>
       <w:pPr>
         <w:spacing w:after="160"/>
@@ -572,6 +543,7 @@
       </w:r>
     </w:p>
     <w:sectPr>
+      <w:headerReference w:type="default" r:id="rId9"/>
       <w:pgSz w:w="12240" w:h="15840"/>
       <w:pgMar w:top="1008" w:right="1296" w:bottom="864" w:left="1296" w:header="720" w:footer="720" w:gutter="0"/>
       <w:cols w:space="720"/>
@@ -579,6 +551,160 @@
     </w:sectPr>
   </w:body>
 </w:document>
+</file>
+
+<file path=word/header1.xml><?xml version="1.0" encoding="utf-8"?>
+<w:hdr xmlns:m="http://schemas.openxmlformats.org/officeDocument/2006/math" xmlns:mc="http://schemas.openxmlformats.org/markup-compatibility/2006" xmlns:mo="http://schemas.microsoft.com/office/mac/office/2008/main" xmlns:mv="urn:schemas-microsoft-com:mac:vml" xmlns:o="urn:schemas-microsoft-com:office:office" xmlns:r="http://schemas.openxmlformats.org/officeDocument/2006/relationships" xmlns:v="urn:schemas-microsoft-com:vml" xmlns:w10="urn:schemas-microsoft-com:office:word" xmlns:w14="http://schemas.microsoft.com/office/word/2010/wordml" xmlns:w="http://schemas.openxmlformats.org/wordprocessingml/2006/main" xmlns:wne="http://schemas.microsoft.com/office/word/2006/wordml" xmlns:wp14="http://schemas.microsoft.com/office/word/2010/wordprocessingDrawing" xmlns:wp="http://schemas.openxmlformats.org/drawingml/2006/wordprocessingDrawing" xmlns:wpc="http://schemas.microsoft.com/office/word/2010/wordprocessingCanvas" xmlns:wpg="http://schemas.microsoft.com/office/word/2010/wordprocessingGroup" xmlns:wpi="http://schemas.microsoft.com/office/word/2010/wordprocessingInk" xmlns:wps="http://schemas.microsoft.com/office/word/2010/wordprocessingShape" mc:Ignorable="w14 wp14">
+  <w:tbl>
+    <w:tblPr>
+      <w:tblW w:type="auto" w:w="0"/>
+      <w:tblLayout w:type="fixed"/>
+      <w:tblLook w:firstColumn="1" w:firstRow="1" w:lastColumn="0" w:lastRow="0" w:noHBand="0" w:noVBand="1" w:val="04A0"/>
+      <w:tblCellMar>
+        <w:top w:w="0" w:type="dxa"/>
+        <w:bottom w:w="0" w:type="dxa"/>
+        <w:left w:w="0" w:type="dxa"/>
+        <w:right w:w="40" w:type="dxa"/>
+      </w:tblCellMar>
+      <w:tblBorders>
+        <w:bottom w:val="single" w:sz="6" w:space="0" w:color="1e3a5f"/>
+        <w:top w:val="none"/>
+        <w:left w:val="none"/>
+        <w:right w:val="none"/>
+        <w:insideH w:val="none"/>
+        <w:insideV w:val="none"/>
+      </w:tblBorders>
+    </w:tblPr>
+    <w:tblGrid>
+      <w:gridCol w:w="2494"/>
+      <w:gridCol w:w="7155"/>
+    </w:tblGrid>
+    <w:tr>
+      <w:tc>
+        <w:tcPr>
+          <w:tcW w:type="dxa" w:w="2494"/>
+          <w:vAlign w:val="center"/>
+        </w:tcPr>
+        <w:p>
+          <w:pPr>
+            <w:spacing w:after="0"/>
+            <w:jc w:val="left"/>
+          </w:pPr>
+          <w:r>
+            <w:drawing>
+              <wp:inline xmlns:a="http://schemas.openxmlformats.org/drawingml/2006/main" xmlns:pic="http://schemas.openxmlformats.org/drawingml/2006/picture">
+                <wp:extent cx="1368000" cy="669049"/>
+                <wp:docPr id="1" name="Picture 1"/>
+                <wp:cNvGraphicFramePr>
+                  <a:graphicFrameLocks noChangeAspect="1"/>
+                </wp:cNvGraphicFramePr>
+                <a:graphic>
+                  <a:graphicData uri="http://schemas.openxmlformats.org/drawingml/2006/picture">
+                    <pic:pic>
+                      <pic:nvPicPr>
+                        <pic:cNvPr id="0" name="image2.jpeg"/>
+                        <pic:cNvPicPr/>
+                      </pic:nvPicPr>
+                      <pic:blipFill>
+                        <a:blip r:embed="rId1"/>
+                        <a:stretch>
+                          <a:fillRect/>
+                        </a:stretch>
+                      </pic:blipFill>
+                      <pic:spPr>
+                        <a:xfrm>
+                          <a:off x="0" y="0"/>
+                          <a:ext cx="1368000" cy="669049"/>
+                        </a:xfrm>
+                        <a:prstGeom prst="rect"/>
+                      </pic:spPr>
+                    </pic:pic>
+                  </a:graphicData>
+                </a:graphic>
+              </wp:inline>
+            </w:drawing>
+          </w:r>
+        </w:p>
+      </w:tc>
+      <w:tc>
+        <w:tcPr>
+          <w:tcW w:type="dxa" w:w="7155"/>
+          <w:vAlign w:val="center"/>
+        </w:tcPr>
+        <w:p>
+          <w:pPr>
+            <w:spacing w:before="0" w:after="20" w:line="240" w:lineRule="auto"/>
+            <w:jc w:val="left"/>
+          </w:pPr>
+          <w:r>
+            <w:rPr>
+              <w:rFonts w:ascii="Arial" w:hAnsi="Arial"/>
+              <w:b/>
+              <w:color w:val="1E3A5F"/>
+              <w:sz w:val="28"/>
+            </w:rPr>
+            <w:t>&lt;&lt;company trading name&gt;&gt;</w:t>
+          </w:r>
+        </w:p>
+        <w:p>
+          <w:pPr>
+            <w:spacing w:before="0" w:after="20" w:line="240" w:lineRule="auto"/>
+            <w:jc w:val="left"/>
+          </w:pPr>
+          <w:r>
+            <w:rPr>
+              <w:rFonts w:ascii="Arial" w:hAnsi="Arial"/>
+              <w:b w:val="0"/>
+              <w:color w:val="1E3A5F"/>
+              <w:sz w:val="18"/>
+            </w:rPr>
+            <w:t>&lt;&lt;company legal name&gt;&gt;</w:t>
+          </w:r>
+        </w:p>
+        <w:p>
+          <w:pPr>
+            <w:spacing w:before="0" w:after="20" w:line="240" w:lineRule="auto"/>
+            <w:jc w:val="left"/>
+          </w:pPr>
+          <w:r>
+            <w:rPr>
+              <w:rFonts w:ascii="Arial" w:hAnsi="Arial"/>
+              <w:b w:val="0"/>
+              <w:color w:val="1E3A5F"/>
+              <w:sz w:val="18"/>
+            </w:rPr>
+            <w:t>&lt;&lt;store address line 1&gt;&gt;, &lt;&lt;store address line 2&gt;&gt;</w:t>
+          </w:r>
+        </w:p>
+        <w:p>
+          <w:pPr>
+            <w:spacing w:before="0" w:after="20" w:line="240" w:lineRule="auto"/>
+            <w:jc w:val="left"/>
+          </w:pPr>
+          <w:r>
+            <w:rPr>
+              <w:rFonts w:ascii="Arial" w:hAnsi="Arial"/>
+              <w:b w:val="0"/>
+              <w:color w:val="1E3A5F"/>
+              <w:sz w:val="18"/>
+            </w:rPr>
+            <w:t>&lt;&lt;store address line 3&gt;&gt;, &lt;&lt;store address line 4&gt;&gt;</w:t>
+          </w:r>
+        </w:p>
+      </w:tc>
+    </w:tr>
+  </w:tbl>
+  <w:p>
+    <w:pPr>
+      <w:spacing w:before="0" w:after="0"/>
+    </w:pPr>
+    <w:r>
+      <w:rPr>
+        <w:sz w:val="2"/>
+      </w:rPr>
+    </w:r>
+  </w:p>
+</w:hdr>
 </file>
 
 <file path=word/numbering.xml><?xml version="1.0" encoding="utf-8"?>
